--- a/docs/EPM_System_Manual_CN.docx
+++ b/docs/EPM_System_Manual_CN.docx
@@ -1775,6 +1775,39 @@
           <w:i w:val="0"/>
         </w:rPr>
         <w:t>源业务界面仍以英文为主，本说明书提供中文解释，不声称源平台已经全界面汉化。</w:t>
+      </w:r>
+    </w:p>
+    <w:p>
+      <w:pPr>
+        <w:pStyle w:val="Heading2"/>
+      </w:pPr>
+      <w:r>
+        <w:rPr>
+          <w:rFonts w:ascii="Arial" w:hAnsi="Arial" w:eastAsia="宋体"/>
+          <w:b w:val="0"/>
+          <w:i w:val="0"/>
+        </w:rPr>
+        <w:t>本版首次初始化适配与中断处理</w:t>
+      </w:r>
+    </w:p>
+    <w:p>
+      <w:r>
+        <w:rPr>
+          <w:rFonts w:ascii="Arial" w:hAnsi="Arial" w:eastAsia="宋体"/>
+          <w:b w:val="0"/>
+          <w:i w:val="0"/>
+        </w:rPr>
+        <w:t>本版首次站点尚无维度时，会补入随发行配置的 Business Unit（业务单元）、Cost Center（成本中心）、Department（部门）三项维度并进行一次初始字段架构同步；若已有维度则保留其定义。这是本次便携部署新增的初始化适配，不是上游固定源码开箱已有配置，也不插入集团、实体、科目或财务示例明细。成本中心与部门默认纳入预算，业务单元默认不纳入预算；正式维度粒度仍须由集团确认并受控维护。</w:t>
+      </w:r>
+    </w:p>
+    <w:p>
+      <w:r>
+        <w:rPr>
+          <w:rFonts w:ascii="Arial" w:hAnsi="Arial" w:eastAsia="宋体"/>
+          <w:b w:val="0"/>
+          <w:i w:val="0"/>
+        </w:rPr>
+        <w:t>首次核心建站中断时，仅在存在本机登记的未完成初始化记录且满足安全条件下，程序会保留旧的未完成资料并尝试安全恢复。已经就绪的业务库不会自动重置；无恢复记录、超出恢复范围或持续失败时会保留数据并报错，需要查看日志排查。不要把此机制理解为任意故障都能自动恢复，更不要手工删除业务盘或重置种子。</w:t>
       </w:r>
     </w:p>
     <w:p>
@@ -5452,7 +5485,7 @@
           <w:b w:val="0"/>
           <w:i w:val="0"/>
         </w:rPr>
-        <w:t>本地运行包面向 Windows 10/11 x64 的免 Docker 便携研发与试点流程，使用包内 QEMU 与原生 Linux 服务。首次分块版自动下载固定哈希的基础环境，逐块及整体校验后创建持久业务盘；已有同版本基础盘和业务盘不会每次重建。软件已经执行的 Linux 客体启动、站点和仓库检查以最终运行验证说明逐项列出的证据为准；不能把 Linux 构建或旧版 Windows 启动器截图当作新版 Windows 真机全平台验收。Windows 实机、真实 ERP、Microsoft 365 插件和财务金样仍按报告分别记录。</w:t>
+        <w:t>本地运行包面向 Windows 10/11 x64 的免 Docker 便携研发与试点流程，使用包内 QEMU 与原生 Linux 服务。首次分块版自动下载固定哈希的基础环境，逐块及整体校验后创建持久业务盘；已有同版本基础盘和业务盘不会每次重建。软件已经执行的 Linux 客体启动、站点和仓库检查以最终运行验证说明逐项列出的证据为准；不能把 Linux 构建或旧版 Windows 启动器截图当作新版 Windows 真机全平台验收。Windows 实机、真实 ERP、Microsoft 365 插件和财务金样仍按报告分别记录。本版完整就绪检查默认最多等待 2 小时；超时会保留运行环境和业务数据，提示日志排查及安全退出，不会无限等待或强杀。</w:t>
       </w:r>
     </w:p>
     <w:p>

--- a/docs/EPM_System_Manual_CN.docx
+++ b/docs/EPM_System_Manual_CN.docx
@@ -1702,7 +1702,7 @@
           <w:i w:val="0"/>
           <w:sz w:val="18"/>
         </w:rPr>
-        <w:t>http://127.0.0.1:18480/</w:t>
+        <w:t>http://127.0.0.1:18480/app</w:t>
       </w:r>
       <w:r>
         <w:rPr>
@@ -1808,6 +1808,175 @@
           <w:i w:val="0"/>
         </w:rPr>
         <w:t>首次核心建站中断时，仅在存在本机登记的未完成初始化记录且满足安全条件下，程序会保留旧的未完成资料并尝试安全恢复。已经就绪的业务库不会自动重置；无恢复记录、超出恢复范围或持续失败时会保留数据并报错，需要查看日志排查。不要把此机制理解为任意故障都能自动恢复，更不要手工删除业务盘或重置种子。</w:t>
+      </w:r>
+    </w:p>
+    <w:p>
+      <w:pPr>
+        <w:pStyle w:val="Heading2"/>
+      </w:pPr>
+      <w:r>
+        <w:rPr>
+          <w:rFonts w:ascii="Arial" w:hAnsi="Arial" w:eastAsia="宋体"/>
+          <w:b w:val="0"/>
+          <w:i w:val="0"/>
+        </w:rPr>
+        <w:t>首次登录基础设置（Welcome / Setup Wizard）</w:t>
+      </w:r>
+    </w:p>
+    <w:p>
+      <w:r>
+        <w:rPr>
+          <w:rFonts w:ascii="Arial" w:hAnsi="Arial" w:eastAsia="宋体"/>
+          <w:b w:val="0"/>
+          <w:i w:val="0"/>
+        </w:rPr>
+        <w:t xml:space="preserve">首次用 </w:t>
+      </w:r>
+      <w:r>
+        <w:rPr>
+          <w:rFonts w:ascii="Consolas" w:hAnsi="Consolas" w:eastAsia="宋体"/>
+          <w:b w:val="0"/>
+          <w:i w:val="0"/>
+          <w:sz w:val="18"/>
+        </w:rPr>
+        <w:t>Administrator</w:t>
+      </w:r>
+      <w:r>
+        <w:rPr>
+          <w:rFonts w:ascii="Arial" w:hAnsi="Arial" w:eastAsia="宋体"/>
+          <w:b w:val="0"/>
+          <w:i w:val="0"/>
+        </w:rPr>
+        <w:t xml:space="preserve"> 和本机初始密码登录后，可能进入 Frappe 的 Welcome / Setup Wizard。这是基础用户与地区设置向导，不是财务演示账套初始化，也不会自动建好集团合并、预算或集团报告币政策。</w:t>
+      </w:r>
+    </w:p>
+    <w:p>
+      <w:pPr>
+        <w:pStyle w:val="ListNumber"/>
+        <w:numPr>
+          <w:ilvl w:val="0"/>
+          <w:numId w:val="10"/>
+        </w:numPr>
+      </w:pPr>
+      <w:r>
+        <w:rPr>
+          <w:rFonts w:ascii="Arial" w:hAnsi="Arial" w:eastAsia="宋体"/>
+          <w:b w:val="0"/>
+          <w:i w:val="0"/>
+        </w:rPr>
+        <w:t>选择界面语言、国家、时区和默认货币。中国试用可参考 Chinese／简体中文、China、Asia/Shanghai、CNY；其中默认货币和地区不替代 Entity 本位币、Consolidation Group 报告币及集团会计政策。</w:t>
+      </w:r>
+    </w:p>
+    <w:p>
+      <w:pPr>
+        <w:pStyle w:val="ListNumber"/>
+        <w:numPr>
+          <w:ilvl w:val="0"/>
+          <w:numId w:val="10"/>
+        </w:numPr>
+      </w:pPr>
+      <w:r>
+        <w:rPr>
+          <w:rFonts w:ascii="Arial" w:hAnsi="Arial" w:eastAsia="宋体"/>
+          <w:b w:val="0"/>
+          <w:i w:val="0"/>
+        </w:rPr>
+        <w:t>点击 Next，填写你自己的姓名、有效邮箱和新的个人账号密码。不要把演示或示例邮箱作为正式账号；妥善保存个人密码。</w:t>
+      </w:r>
+    </w:p>
+    <w:p>
+      <w:pPr>
+        <w:pStyle w:val="ListNumber"/>
+        <w:numPr>
+          <w:ilvl w:val="0"/>
+          <w:numId w:val="10"/>
+        </w:numPr>
+      </w:pPr>
+      <w:r>
+        <w:rPr>
+          <w:rFonts w:ascii="Arial" w:hAnsi="Arial" w:eastAsia="宋体"/>
+          <w:b w:val="0"/>
+          <w:i w:val="0"/>
+        </w:rPr>
+        <w:t>向导完成后，平台可能自动以新个人账号登录。新账号即使有系统管理角色，也未必具备 EPM 业务角色及实体权限，菜单不完整不表示 EXE 启动失败。</w:t>
+      </w:r>
+    </w:p>
+    <w:p>
+      <w:pPr>
+        <w:pStyle w:val="ListNumber"/>
+        <w:numPr>
+          <w:ilvl w:val="0"/>
+          <w:numId w:val="10"/>
+        </w:numPr>
+      </w:pPr>
+      <w:r>
+        <w:rPr>
+          <w:rFonts w:ascii="Arial" w:hAnsi="Arial" w:eastAsia="宋体"/>
+          <w:b w:val="0"/>
+          <w:i w:val="0"/>
+        </w:rPr>
+        <w:t xml:space="preserve">退出该会话，使用 </w:t>
+      </w:r>
+      <w:r>
+        <w:rPr>
+          <w:rFonts w:ascii="Consolas" w:hAnsi="Consolas" w:eastAsia="宋体"/>
+          <w:b w:val="0"/>
+          <w:i w:val="0"/>
+          <w:sz w:val="18"/>
+        </w:rPr>
+        <w:t>Administrator</w:t>
+      </w:r>
+      <w:r>
+        <w:rPr>
+          <w:rFonts w:ascii="Arial" w:hAnsi="Arial" w:eastAsia="宋体"/>
+          <w:b w:val="0"/>
+          <w:i w:val="0"/>
+        </w:rPr>
+        <w:t xml:space="preserve"> 的本机初始凭证重新登录；若管理员密码已修改，则使用当前密码。在 User 中找到新个人账号，按职责配置 EPM Admin 或预算所需角色，再设置相应 Entity 用户权限；不要把所有人员都分配为管理员。</w:t>
+      </w:r>
+    </w:p>
+    <w:p>
+      <w:pPr>
+        <w:pStyle w:val="ListNumber"/>
+        <w:numPr>
+          <w:ilvl w:val="0"/>
+          <w:numId w:val="10"/>
+        </w:numPr>
+      </w:pPr>
+      <w:r>
+        <w:rPr>
+          <w:rFonts w:ascii="Arial" w:hAnsi="Arial" w:eastAsia="宋体"/>
+          <w:b w:val="0"/>
+          <w:i w:val="0"/>
+        </w:rPr>
+        <w:t>再使用个人账号登录，按中文用户手册进行授权范围内的初始化和业务操作。源界面仍以英文为主，选择中文不保证所有业务页面已汉化。</w:t>
+      </w:r>
+    </w:p>
+    <w:p>
+      <w:r>
+        <w:rPr>
+          <w:rFonts w:ascii="Arial" w:hAnsi="Arial" w:eastAsia="宋体"/>
+          <w:b w:val="0"/>
+          <w:i w:val="0"/>
+        </w:rPr>
+        <w:t xml:space="preserve">首次进入 </w:t>
+      </w:r>
+      <w:r>
+        <w:rPr>
+          <w:rFonts w:ascii="Consolas" w:hAnsi="Consolas" w:eastAsia="宋体"/>
+          <w:b w:val="0"/>
+          <w:i w:val="0"/>
+          <w:sz w:val="18"/>
+        </w:rPr>
+        <w:t>/close</w:t>
+      </w:r>
+      <w:r>
+        <w:rPr>
+          <w:rFonts w:ascii="Arial" w:hAnsi="Arial" w:eastAsia="宋体"/>
+          <w:b w:val="0"/>
+          <w:i w:val="0"/>
+        </w:rPr>
+        <w:t xml:space="preserve"> 出现“无期间”或 Numbers never built 等提示，通常表示尚未建立会计期间、首次关账起点或未完成受控构建，不等于 EXE 失败。请按用户手册维护主体、科目、合并组、EPM Fiscal Year 与 Close Settings 的首次关账年度／期间，再走发布、审批和构建流程。空站点没有你的集团财务数据，向导不会代你创建完整集团账套。</w:t>
       </w:r>
     </w:p>
     <w:p>
@@ -7177,6 +7346,12 @@
   <w:num w:numId="9">
     <w:abstractNumId w:val="0"/>
   </w:num>
+  <w:num w:numId="10">
+    <w:abstractNumId w:val="7"/>
+    <w:lvlOverride w:ilvl="0">
+      <w:startOverride w:val="1"/>
+    </w:lvlOverride>
+  </w:num>
 </w:numbering>
 </file>
 

--- a/docs/EPM_System_Manual_CN.docx
+++ b/docs/EPM_System_Manual_CN.docx
@@ -1710,7 +1710,7 @@
           <w:b w:val="0"/>
           <w:i w:val="0"/>
         </w:rPr>
-        <w:t>，端口占用时自动选择其他回环端口；启动进度页另用随机本机端口，应以启动器实际打开的地址为准。Windows 只转发网页入口，数据库和其他后台服务不默认向宿主或局域网开放。进度页按钮为“打开平台”“查看本机登录信息”“打开数据位置”“重试失败步骤”“安全退出（保留数据）”，无需编号菜单。关闭浏览器不会停止平台，应使用安全退出并等待正常关机。建议电脑至少 16GB 内存，为初次准备和业务增长留出 30–40GB 或更多空间；内置环境默认约 6GB 内存、2个模拟CPU。首次下载量以资产清单和启动页为准。按本轮 TCG 纯软件模拟、2 CPU、6GB 内存的测试条件，首次建站可能需要约 10–30 分钟，不能按秒开预期；该范围仅供等待参考，最终以随包验证报告的实际计时为准，性能较低时可能更久。后续启动复用已有站点和数据，通常较快，仍需完成就绪检查。</w:t>
+        <w:t>，端口占用时自动选择其他回环端口；启动进度页另用随机本机端口，应以启动器实际打开的地址为准。Windows 只转发网页入口，数据库和其他后台服务不默认向宿主或局域网开放。进度页按钮为“打开平台”“查看本机登录信息”“打开数据位置”“重试失败步骤”“安全退出（保留数据）”，无需编号菜单。关闭浏览器不会停止平台，应使用安全退出并等待正常关机。建议电脑至少 16GB 内存，为初次准备和业务增长留出 30–40GB 或更多空间；内置环境默认约 6GB 内存、2个模拟CPU。首次下载量以资产清单和启动页为准。本版采用 TCG 纯软件模拟，默认 2 CPU、约 6GB 内存。首次启动可能需要数十分钟，低配置或初始化内容较多时可能更久，不能按秒开预期；以随包运行验证说明的实测为准。完整就绪默认最多等待 7200 秒，超时保留运行环境和数据，须查看日志并安全退出。后续启动复用已有站点和数据，通常较快，仍需完成就绪检查。</w:t>
       </w:r>
     </w:p>
     <w:p>

--- a/docs/EPM_System_Manual_CN.docx
+++ b/docs/EPM_System_Manual_CN.docx
@@ -56,11 +56,7 @@
     </w:p>
     <w:p>
       <w:r>
-        <w:rPr>
-          <w:rFonts w:ascii="Arial" w:hAnsi="Arial" w:eastAsia="宋体"/>
-          <w:sz w:val="24"/>
-        </w:rPr>
-        <w:t>v1.1　｜　2026年10月19日</w:t>
+        <w:t>v1.2　｜　2026年10月20日</w:t>
       </w:r>
     </w:p>
     <w:p>
@@ -194,12 +190,7 @@
     </w:p>
     <w:p>
       <w:r>
-        <w:rPr>
-          <w:rFonts w:ascii="Arial" w:hAnsi="Arial" w:eastAsia="宋体"/>
-          <w:b w:val="0"/>
-          <w:i w:val="0"/>
-        </w:rPr>
-        <w:t>文档版本：1.1（免 Docker 便携版）；编制日期：2026 年 10 月 19 日。适用对象：集团财务负责人、预算负责人、实施顾问、系统管理员与研发人员。</w:t>
+        <w:t>文档版本：1.2（中文免Docker便携版）；更新日期：2026年10月20日。适用对象：集团财务负责人、预算负责人、实施顾问、系统管理员与研发人员。</w:t>
       </w:r>
     </w:p>
     <w:p>
@@ -1687,30 +1678,14 @@
       </w:pPr>
     </w:p>
     <w:p>
+      <w:pPr>
+        <w:spacing w:line="324" w:lineRule="auto"/>
+      </w:pPr>
       <w:r>
         <w:rPr>
-          <w:rFonts w:ascii="Arial" w:hAnsi="Arial" w:eastAsia="宋体"/>
-          <w:b w:val="0"/>
-          <w:i w:val="0"/>
+          <w:rFonts w:ascii="Noto Sans CJK SC" w:hAnsi="Noto Sans CJK SC" w:eastAsia="Noto Sans CJK SC"/>
         </w:rPr>
-        <w:t xml:space="preserve">本机业务入口优先使用 </w:t>
-      </w:r>
-      <w:r>
-        <w:rPr>
-          <w:rFonts w:ascii="Consolas" w:hAnsi="Consolas" w:eastAsia="宋体"/>
-          <w:b w:val="0"/>
-          <w:i w:val="0"/>
-          <w:sz w:val="18"/>
-        </w:rPr>
-        <w:t>http://127.0.0.1:18480/app</w:t>
-      </w:r>
-      <w:r>
-        <w:rPr>
-          <w:rFonts w:ascii="Arial" w:hAnsi="Arial" w:eastAsia="宋体"/>
-          <w:b w:val="0"/>
-          <w:i w:val="0"/>
-        </w:rPr>
-        <w:t>，端口占用时自动选择其他回环端口；启动进度页另用随机本机端口，应以启动器实际打开的地址为准。Windows 只转发网页入口，数据库和其他后台服务不默认向宿主或局域网开放。进度页按钮为“打开平台”“查看本机登录信息”“打开数据位置”“重试失败步骤”“安全退出（保留数据）”，无需编号菜单。关闭浏览器不会停止平台，应使用安全退出并等待正常关机。建议电脑至少 16GB 内存，为初次准备和业务增长留出 30–40GB 或更多空间；内置环境默认约 6GB 内存、2个模拟CPU。首次下载量以资产清单和启动页为准。本版采用 TCG 纯软件模拟，默认 2 CPU、约 6GB 内存。首次启动可能需要数十分钟，低配置或初始化内容较多时可能更久，不能按秒开预期；以随包运行验证说明的实测为准。完整就绪默认最多等待 7200 秒，超时保留运行环境和数据，须查看日志并安全退出。后续启动复用已有站点和数据，通常较快，仍需完成就绪检查。</w:t>
+        <w:t>本机业务入口优先使用 http://127.0.0.1:18480/app，端口占用时自动选择其他回环端口；启动进度页另用随机本机端口，应以启动器实际打开的地址为准。Windows 只转发网页入口，数据库和其他后台服务不默认向宿主或局域网开放。进度页按钮为“打开平台”“查看本机登录信息”“打开数据位置”“重试失败步骤”“安全退出（保留数据）”，无需编号菜单。关闭浏览器不会停止平台，应使用安全退出并等待正常关机。建议电脑至少 16GB 内存，为初次准备和业务增长留出 30–40GB 或更多空间；内置环境默认2个模拟CPU，按Windows可用提交额度自动选择4GB或6GB客户机内存。首次下载量以资产清单和启动页为准。本版采用 TCG 纯软件模拟，默认2个模拟CPU，客户机内存自动选择4GB或6GB，翻译缓存128MiB。首次启动可能需要数十分钟，低配置或初始化内容较多时可能更久，不能按秒开预期；以随包运行验证说明的实测为准。完整就绪默认最多等待 7200 秒，超时保留运行环境和数据，须查看日志并安全退出。后续启动复用已有站点和数据，通常较快，仍需完成就绪检查。</w:t>
       </w:r>
     </w:p>
     <w:p>
@@ -1768,13 +1743,14 @@
       </w:r>
     </w:p>
     <w:p>
+      <w:pPr>
+        <w:spacing w:line="324" w:lineRule="auto"/>
+      </w:pPr>
       <w:r>
         <w:rPr>
-          <w:rFonts w:ascii="Arial" w:hAnsi="Arial" w:eastAsia="宋体"/>
-          <w:b w:val="0"/>
-          <w:i w:val="0"/>
+          <w:rFonts w:ascii="Noto Sans CJK SC" w:hAnsi="Noto Sans CJK SC" w:eastAsia="Noto Sans CJK SC"/>
         </w:rPr>
-        <w:t>源业务界面仍以英文为主，本说明书提供中文解释，不声称源平台已经全界面汉化。</w:t>
+        <w:t>本交付在保留固定上游源码归档的基础上，新增简体中文显示层，覆盖业务菜单、字段说明、关账工作台和明确业务提示。API、数据库键、业务名称及第三方技术详情保留原值；具体验收范围见本版验证报告。</w:t>
       </w:r>
     </w:p>
     <w:p>
@@ -1942,14 +1918,13 @@
           <w:ilvl w:val="0"/>
           <w:numId w:val="10"/>
         </w:numPr>
+        <w:spacing w:line="324" w:lineRule="auto"/>
       </w:pPr>
       <w:r>
         <w:rPr>
-          <w:rFonts w:ascii="Arial" w:hAnsi="Arial" w:eastAsia="宋体"/>
-          <w:b w:val="0"/>
-          <w:i w:val="0"/>
+          <w:rFonts w:ascii="Noto Sans CJK SC" w:hAnsi="Noto Sans CJK SC" w:eastAsia="Noto Sans CJK SC"/>
         </w:rPr>
-        <w:t>再使用个人账号登录，按中文用户手册进行授权范围内的初始化和业务操作。源界面仍以英文为主，选择中文不保证所有业务页面已汉化。</w:t>
+        <w:t>再使用个人账号登录，按中文用户手册进行授权范围内的初始化和业务操作。本版业务显示语言设为简体中文；技术标识和用户业务数据保留原值。</w:t>
       </w:r>
     </w:p>
     <w:p>
@@ -7088,6 +7063,460 @@
         <w:t>随包《PRD研发需求文档.docx》为前序完整反向研发基线，保留历史交付说明与目标状态；当前免 Docker 版的操作步骤和实际运行验证，应以本版三份中文手册及运行验证说明为准。</w:t>
       </w:r>
     </w:p>
+    <w:p>
+      <w:r>
+        <w:br w:type="page"/>
+      </w:r>
+    </w:p>
+    <w:p>
+      <w:pPr>
+        <w:pStyle w:val="Heading1"/>
+      </w:pPr>
+      <w:r>
+        <w:t>中文版显示与便携运行更新说明</w:t>
+      </w:r>
+    </w:p>
+    <w:p>
+      <w:r>
+        <w:t>v1.2 中文界面更新 · 2026-10-20。本节为后续新增需求和实际改造说明；前文原源码字段、接口和业务规则仍用于追溯原项目。</w:t>
+      </w:r>
+    </w:p>
+    <w:p>
+      <w:pPr>
+        <w:pStyle w:val="Heading1"/>
+      </w:pPr>
+      <w:r>
+        <w:t>本版界面语言及原始标识</w:t>
+      </w:r>
+    </w:p>
+    <w:p>
+      <w:r>
+        <w:t>启动进度页、业务元数据、关账工作台以及Excel插件的自有界面使用简体中文。集团合并、预算、报表和经营分析的技术字段与原业务模型保持对应，原手册中的英文菜单可按下表查找。</w:t>
+      </w:r>
+    </w:p>
+    <w:p>
+      <w:r>
+        <w:t>Administrator、K.EPM、API路径、数据库字段、SQL、币种代码和用户输入的数据名称属于账号或技术及业务标识，保留原值。中文化只改变显示文字，不自动翻译企业名称、科目编码或说明内容，不改变金额口径、权限角色技术键或接口枚举值。</w:t>
+      </w:r>
+    </w:p>
+    <w:p>
+      <w:r>
+        <w:t>Excel插件的任务窗和函数说明已中文化。实际使用仍需受支持的Microsoft Excel、Office.js网络访问、与部署网址匹配的加载项清单及侧载配置。原项目清单模板保留的演示地址不能作为本机连接地址；真实Excel侧载尚未验收。插件不是启动EXE网页平台的前提。</w:t>
+      </w:r>
+    </w:p>
+    <w:p>
+      <w:r>
+        <w:t>另附两套中文HTML交互原型，解压后从“请先打开.html”进入。完整版演示集团合并、全面预算、经营分析与管理配置；合并与经营分析版的预算页面仅为静态预留，按钮禁用。两版均持续显示“交互原型·演示数据”，在浏览器内使用样例数据，不连接正式账套，刷新即还原；其操作效果不能作为运行软件已经实现该能力的证明。</w:t>
+      </w:r>
+    </w:p>
+    <w:tbl>
+      <w:tblPr>
+        <w:tblStyle w:val="TableGrid"/>
+        <w:tblW w:type="auto" w:w="0"/>
+        <w:tblLook w:firstColumn="1" w:firstRow="1" w:lastColumn="0" w:lastRow="0" w:noHBand="0" w:noVBand="1" w:val="04A0"/>
+      </w:tblPr>
+      <w:tblGrid>
+        <w:gridCol w:w="4968"/>
+        <w:gridCol w:w="4968"/>
+      </w:tblGrid>
+      <w:tr>
+        <w:tc>
+          <w:tcPr>
+            <w:tcW w:type="dxa" w:w="4968"/>
+          </w:tcPr>
+          <w:p>
+            <w:r>
+              <w:t>原标识或英文</w:t>
+            </w:r>
+          </w:p>
+        </w:tc>
+        <w:tc>
+          <w:tcPr>
+            <w:tcW w:type="dxa" w:w="4968"/>
+          </w:tcPr>
+          <w:p>
+            <w:r>
+              <w:t>中文显示</w:t>
+            </w:r>
+          </w:p>
+        </w:tc>
+      </w:tr>
+      <w:tr>
+        <w:tc>
+          <w:tcPr>
+            <w:tcW w:type="dxa" w:w="4968"/>
+          </w:tcPr>
+          <w:p>
+            <w:r>
+              <w:t>Consolidation Group</w:t>
+            </w:r>
+          </w:p>
+        </w:tc>
+        <w:tc>
+          <w:tcPr>
+            <w:tcW w:type="dxa" w:w="4968"/>
+          </w:tcPr>
+          <w:p>
+            <w:r>
+              <w:t>合并集团</w:t>
+            </w:r>
+          </w:p>
+        </w:tc>
+      </w:tr>
+      <w:tr>
+        <w:tc>
+          <w:tcPr>
+            <w:tcW w:type="dxa" w:w="4968"/>
+          </w:tcPr>
+          <w:p>
+            <w:r>
+              <w:t>Entity</w:t>
+            </w:r>
+          </w:p>
+        </w:tc>
+        <w:tc>
+          <w:tcPr>
+            <w:tcW w:type="dxa" w:w="4968"/>
+          </w:tcPr>
+          <w:p>
+            <w:r>
+              <w:t>法人</w:t>
+            </w:r>
+          </w:p>
+        </w:tc>
+      </w:tr>
+      <w:tr>
+        <w:tc>
+          <w:tcPr>
+            <w:tcW w:type="dxa" w:w="4968"/>
+          </w:tcPr>
+          <w:p>
+            <w:r>
+              <w:t>Group Chart of Accounts</w:t>
+            </w:r>
+          </w:p>
+        </w:tc>
+        <w:tc>
+          <w:tcPr>
+            <w:tcW w:type="dxa" w:w="4968"/>
+          </w:tcPr>
+          <w:p>
+            <w:r>
+              <w:t>集团科目表</w:t>
+            </w:r>
+          </w:p>
+        </w:tc>
+      </w:tr>
+      <w:tr>
+        <w:tc>
+          <w:tcPr>
+            <w:tcW w:type="dxa" w:w="4968"/>
+          </w:tcPr>
+          <w:p>
+            <w:r>
+              <w:t>Main Account</w:t>
+            </w:r>
+          </w:p>
+        </w:tc>
+        <w:tc>
+          <w:tcPr>
+            <w:tcW w:type="dxa" w:w="4968"/>
+          </w:tcPr>
+          <w:p>
+            <w:r>
+              <w:t>主科目</w:t>
+            </w:r>
+          </w:p>
+        </w:tc>
+      </w:tr>
+      <w:tr>
+        <w:tc>
+          <w:tcPr>
+            <w:tcW w:type="dxa" w:w="4968"/>
+          </w:tcPr>
+          <w:p>
+            <w:r>
+              <w:t>Budget Cycle / Budget Sheet</w:t>
+            </w:r>
+          </w:p>
+        </w:tc>
+        <w:tc>
+          <w:tcPr>
+            <w:tcW w:type="dxa" w:w="4968"/>
+          </w:tcPr>
+          <w:p>
+            <w:r>
+              <w:t>预算周期 / 预算表</w:t>
+            </w:r>
+          </w:p>
+        </w:tc>
+      </w:tr>
+      <w:tr>
+        <w:tc>
+          <w:tcPr>
+            <w:tcW w:type="dxa" w:w="4968"/>
+          </w:tcPr>
+          <w:p>
+            <w:r>
+              <w:t>Close</w:t>
+            </w:r>
+          </w:p>
+        </w:tc>
+        <w:tc>
+          <w:tcPr>
+            <w:tcW w:type="dxa" w:w="4968"/>
+          </w:tcPr>
+          <w:p>
+            <w:r>
+              <w:t>关账（弹窗Close按钮为关闭）</w:t>
+            </w:r>
+          </w:p>
+        </w:tc>
+      </w:tr>
+      <w:tr>
+        <w:tc>
+          <w:tcPr>
+            <w:tcW w:type="dxa" w:w="4968"/>
+          </w:tcPr>
+          <w:p>
+            <w:r>
+              <w:t>Close Lead</w:t>
+            </w:r>
+          </w:p>
+        </w:tc>
+        <w:tc>
+          <w:tcPr>
+            <w:tcW w:type="dxa" w:w="4968"/>
+          </w:tcPr>
+          <w:p>
+            <w:r>
+              <w:t>关账负责人</w:t>
+            </w:r>
+          </w:p>
+        </w:tc>
+      </w:tr>
+      <w:tr>
+        <w:tc>
+          <w:tcPr>
+            <w:tcW w:type="dxa" w:w="4968"/>
+          </w:tcPr>
+          <w:p>
+            <w:r>
+              <w:t>Assertion Run</w:t>
+            </w:r>
+          </w:p>
+        </w:tc>
+        <w:tc>
+          <w:tcPr>
+            <w:tcW w:type="dxa" w:w="4968"/>
+          </w:tcPr>
+          <w:p>
+            <w:r>
+              <w:t>校验运行</w:t>
+            </w:r>
+          </w:p>
+        </w:tc>
+      </w:tr>
+      <w:tr>
+        <w:tc>
+          <w:tcPr>
+            <w:tcW w:type="dxa" w:w="4968"/>
+          </w:tcPr>
+          <w:p>
+            <w:r>
+              <w:t>Sign-off</w:t>
+            </w:r>
+          </w:p>
+        </w:tc>
+        <w:tc>
+          <w:tcPr>
+            <w:tcW w:type="dxa" w:w="4968"/>
+          </w:tcPr>
+          <w:p>
+            <w:r>
+              <w:t>签核</w:t>
+            </w:r>
+          </w:p>
+        </w:tc>
+      </w:tr>
+      <w:tr>
+        <w:tc>
+          <w:tcPr>
+            <w:tcW w:type="dxa" w:w="4968"/>
+          </w:tcPr>
+          <w:p>
+            <w:r>
+              <w:t>Non-controlling Interest</w:t>
+            </w:r>
+          </w:p>
+        </w:tc>
+        <w:tc>
+          <w:tcPr>
+            <w:tcW w:type="dxa" w:w="4968"/>
+          </w:tcPr>
+          <w:p>
+            <w:r>
+              <w:t>少数股东权益</w:t>
+            </w:r>
+          </w:p>
+        </w:tc>
+      </w:tr>
+      <w:tr>
+        <w:tc>
+          <w:tcPr>
+            <w:tcW w:type="dxa" w:w="4968"/>
+          </w:tcPr>
+          <w:p>
+            <w:r>
+              <w:t>My work / Period</w:t>
+            </w:r>
+          </w:p>
+        </w:tc>
+        <w:tc>
+          <w:tcPr>
+            <w:tcW w:type="dxa" w:w="4968"/>
+          </w:tcPr>
+          <w:p>
+            <w:r>
+              <w:t>我的工作 / 会计期间</w:t>
+            </w:r>
+          </w:p>
+        </w:tc>
+      </w:tr>
+      <w:tr>
+        <w:tc>
+          <w:tcPr>
+            <w:tcW w:type="dxa" w:w="4968"/>
+          </w:tcPr>
+          <w:p>
+            <w:r>
+              <w:t>Trial balances / Intercompany</w:t>
+            </w:r>
+          </w:p>
+        </w:tc>
+        <w:tc>
+          <w:tcPr>
+            <w:tcW w:type="dxa" w:w="4968"/>
+          </w:tcPr>
+          <w:p>
+            <w:r>
+              <w:t>试算平衡表 / 集团内部往来</w:t>
+            </w:r>
+          </w:p>
+        </w:tc>
+      </w:tr>
+      <w:tr>
+        <w:tc>
+          <w:tcPr>
+            <w:tcW w:type="dxa" w:w="4968"/>
+          </w:tcPr>
+          <w:p>
+            <w:r>
+              <w:t>Rates &amp; ownership</w:t>
+            </w:r>
+          </w:p>
+        </w:tc>
+        <w:tc>
+          <w:tcPr>
+            <w:tcW w:type="dxa" w:w="4968"/>
+          </w:tcPr>
+          <w:p>
+            <w:r>
+              <w:t>汇率与持股关系</w:t>
+            </w:r>
+          </w:p>
+        </w:tc>
+      </w:tr>
+      <w:tr>
+        <w:tc>
+          <w:tcPr>
+            <w:tcW w:type="dxa" w:w="4968"/>
+          </w:tcPr>
+          <w:p>
+            <w:r>
+              <w:t>Adjustments / Approvals</w:t>
+            </w:r>
+          </w:p>
+        </w:tc>
+        <w:tc>
+          <w:tcPr>
+            <w:tcW w:type="dxa" w:w="4968"/>
+          </w:tcPr>
+          <w:p>
+            <w:r>
+              <w:t>调整 / 审批</w:t>
+            </w:r>
+          </w:p>
+        </w:tc>
+      </w:tr>
+      <w:tr>
+        <w:tc>
+          <w:tcPr>
+            <w:tcW w:type="dxa" w:w="4968"/>
+          </w:tcPr>
+          <w:p>
+            <w:r>
+              <w:t>Checks / Numbers</w:t>
+            </w:r>
+          </w:p>
+        </w:tc>
+        <w:tc>
+          <w:tcPr>
+            <w:tcW w:type="dxa" w:w="4968"/>
+          </w:tcPr>
+          <w:p>
+            <w:r>
+              <w:t>检查 / 财务数据</w:t>
+            </w:r>
+          </w:p>
+        </w:tc>
+      </w:tr>
+      <w:tr>
+        <w:tc>
+          <w:tcPr>
+            <w:tcW w:type="dxa" w:w="4968"/>
+          </w:tcPr>
+          <w:p>
+            <w:r>
+              <w:t>Audit trail</w:t>
+            </w:r>
+          </w:p>
+        </w:tc>
+        <w:tc>
+          <w:tcPr>
+            <w:tcW w:type="dxa" w:w="4968"/>
+          </w:tcPr>
+          <w:p>
+            <w:r>
+              <w:t>审计轨迹</w:t>
+            </w:r>
+          </w:p>
+        </w:tc>
+      </w:tr>
+    </w:tbl>
+    <w:p>
+      <w:pPr>
+        <w:pStyle w:val="Heading1"/>
+      </w:pPr>
+      <w:r>
+        <w:t>运行资源与故障处理更新</w:t>
+      </w:r>
+    </w:p>
+    <w:p>
+      <w:r>
+        <w:t>启动器读取Windows实际可用提交内存，自动选择4096或6144MiB客户机内存，TCG翻译缓存固定128MiB。物理内存至少16384MiB且可用提交额度至少7168MiB时选择6144MiB；其他满足至少5120MiB可用提交额度的情况选择4096MiB。预算含1024MiB总余量。这是启动估算，不保证其他程序继续占用时仍有足够额度。</w:t>
+      </w:r>
+    </w:p>
+    <w:p>
+      <w:r>
+        <w:t>cannot set up guest memory 'pc.ram'表示客户机内存申请失败。保存工作后关闭闲置程序；检查Windows虚拟内存是否由系统管理、磁盘空间是否足够，必要时重启。启动器不会自动修改分页文件、安全策略或业务盘。</w:t>
+      </w:r>
+    </w:p>
+    <w:p>
+      <w:r>
+        <w:t>新版每轮串口日志使用guest-console-&lt;本轮标识&gt;.log；确切文件路径在启动页显示，旧guest-console.log保留。中文升级未通过安全校验时会明确报错；先安全退出，保留数据和日志后排查，不应反复删除数据重装。</w:t>
+      </w:r>
+    </w:p>
     <w:sectPr>
       <w:headerReference w:type="default" r:id="rId9"/>
       <w:footerReference w:type="default" r:id="rId10"/>
@@ -7113,7 +7542,7 @@
         <w:rFonts w:ascii="Arial" w:hAnsi="Arial" w:eastAsia="宋体"/>
         <w:sz w:val="16"/>
       </w:rPr>
-      <w:t xml:space="preserve">自研EPM研发基线  ·  2026-10-19  ·  </w:t>
+      <w:t xml:space="preserve">自研EPM研发基线  ·  2026-10-20  ·  </w:t>
     </w:r>
     <w:fldSimple w:instr="PAGE"/>
     <w:r>
@@ -7140,7 +7569,7 @@
         <w:color w:val="687785"/>
         <w:sz w:val="16"/>
       </w:rPr>
-      <w:t>自研EPM免Docker版中文系统说明书  |  v1.1</w:t>
+      <w:t>自研EPM免Docker版中文系统说明书  |  v1.2</w:t>
     </w:r>
   </w:p>
 </w:hdr>

--- a/docs/EPM_System_Manual_CN.docx
+++ b/docs/EPM_System_Manual_CN.docx
@@ -56,7 +56,7 @@
     </w:p>
     <w:p>
       <w:r>
-        <w:t>v1.2　｜　2026年10月20日</w:t>
+        <w:t>v1.3　｜　2026年10月20日</w:t>
       </w:r>
     </w:p>
     <w:p>
@@ -190,7 +190,7 @@
     </w:p>
     <w:p>
       <w:r>
-        <w:t>文档版本：1.2（中文免Docker便携版）；更新日期：2026年10月20日。适用对象：集团财务负责人、预算负责人、实施顾问、系统管理员与研发人员。</w:t>
+        <w:t>文档版本：1.3（中文免Docker便携版）；更新日期：2026年10月20日。适用对象：集团财务负责人、预算负责人、实施顾问、系统管理员与研发人员。</w:t>
       </w:r>
     </w:p>
     <w:p>
@@ -7078,7 +7078,7 @@
     </w:p>
     <w:p>
       <w:r>
-        <w:t>v1.2 中文界面更新 · 2026-10-20。本节为后续新增需求和实际改造说明；前文原源码字段、接口和业务规则仍用于追溯原项目。</w:t>
+        <w:t>v1.3 中文界面与工作台修订 · 2026-10-20。本节为后续新增需求和实际改造说明；前文原源码字段、接口和业务规则仍用于追溯原项目。</w:t>
       </w:r>
     </w:p>
     <w:p>
@@ -7106,7 +7106,12 @@
     </w:p>
     <w:p>
       <w:r>
-        <w:t>另附两套中文HTML交互原型，解压后从“请先打开.html”进入。完整版演示集团合并、全面预算、经营分析与管理配置；合并与经营分析版的预算页面仅为静态预留，按钮禁用。两版均持续显示“交互原型·演示数据”，在浏览器内使用样例数据，不连接正式账套，刷新即还原；其操作效果不能作为运行软件已经实现该能力的证明。</w:t>
+        <w:t>另附两套中文HTML交互原型，分别解压后双击ZIP内对应的HTML文件。完整版演示集团合并、全面预算、经营分析与管理配置；合并与经营分析版的预算页面仅为静态预留，按钮禁用。两版均持续显示“交互原型·演示数据”，在浏览器内使用样例数据，不连接正式账套，刷新即还原；其操作效果不能作为运行软件已经实现该能力的证明。</w:t>
+      </w:r>
+    </w:p>
+    <w:p>
+      <w:r>
+        <w:t>首次缺少标准导航工作区时，本版只调用原项目的工作区工厂补建Workspace，不运行整套迁移、不重建账套。已有工作区保留；技术名和路由仍为Konsolidat及/app/konsolidat，显示名称通过官方词典设为“自研EPM”。Group Close为明确的导航标识，显示“集团关账”；弹窗Close按钮仍显示“关闭”。工作区不存在或必要导航不完整时，不应宣告中文版就绪。</w:t>
       </w:r>
     </w:p>
     <w:tbl>
@@ -7569,7 +7574,7 @@
         <w:color w:val="687785"/>
         <w:sz w:val="16"/>
       </w:rPr>
-      <w:t>自研EPM免Docker版中文系统说明书  |  v1.2</w:t>
+      <w:t>自研EPM免Docker版中文系统说明书  |  v1.3</w:t>
     </w:r>
   </w:p>
 </w:hdr>

--- a/docs/EPM_System_Manual_CN.docx
+++ b/docs/EPM_System_Manual_CN.docx
@@ -7471,7 +7471,7 @@
           </w:tcPr>
           <w:p>
             <w:r>
-              <w:t>检查 / 财务数据</w:t>
+              <w:t>检查 / 合并报表</w:t>
             </w:r>
           </w:p>
         </w:tc>
